--- a/TFG.docx
+++ b/TFG.docx
@@ -10,12 +10,36 @@
     <w:p/>
     <w:p>
       <w:r>
-        <w:t>Se desea entrenar un modelo para cada posición, como primera aproximación se eligió la posición de portero  (PT), siendo el target “Puntos Fantasy”.</w:t>
+        <w:t xml:space="preserve">Se desea entrenar un modelo para cada posición, como primera aproximación se eligió la posición de </w:t>
+      </w:r>
+      <w:proofErr w:type="gramStart"/>
+      <w:r>
+        <w:t>portero  (</w:t>
+      </w:r>
+      <w:proofErr w:type="gramEnd"/>
+      <w:r>
+        <w:t xml:space="preserve">PT), siendo el </w:t>
+      </w:r>
+      <w:proofErr w:type="gramStart"/>
+      <w:r>
+        <w:t>target</w:t>
+      </w:r>
+      <w:proofErr w:type="gramEnd"/>
+      <w:r>
+        <w:t xml:space="preserve"> “Puntos Fantasy”.</w:t>
       </w:r>
     </w:p>
     <w:p>
       <w:r>
-        <w:t>Inicialmente se planteó como un modelo de regresión, filtrando de un csv de unas 30000 líneas. Habiendo unas 2000 filas de porteros, se utilizó un 80% para entrenamiento y un 20% para test.  Se optó por esta decisión ya que se pensó que era una posición con menos variabilidad y más dependiente del propio jugador, no habiendo tantas acciones del juego en las que interfiere, aunque con el limitador del menor número de muestras</w:t>
+        <w:t xml:space="preserve">Inicialmente se planteó como un modelo de regresión, filtrando de un </w:t>
+      </w:r>
+      <w:proofErr w:type="spellStart"/>
+      <w:r>
+        <w:t>csv</w:t>
+      </w:r>
+      <w:proofErr w:type="spellEnd"/>
+      <w:r>
+        <w:t xml:space="preserve"> de unas 30000 líneas. Habiendo unas 2000 filas de porteros, se utilizó un 80% para entrenamiento y un 20% para test.  Se optó por esta decisión ya que se pensó que era una posición con menos variabilidad y más dependiente del propio jugador, no habiendo tantas acciones del juego en las que interfiere, aunque con el limitador del menor número de muestras</w:t>
       </w:r>
       <w:r>
         <w:t>, y el gran ruido habiendo partidos sobresalientes, tarjetas rojas…</w:t>
@@ -24,22 +48,160 @@
     <w:p/>
     <w:p>
       <w:r>
-        <w:t>Se utilizaron varios modelos como aproximación para ver cuales rendían mejor, RandomForest, XGBoost, ElasticNet, Regresión Lineal y LightGBM Regressor. Los dos primeros se eligieron por obtener mejores resultados utilizando como métricas el MAE, RMSE y R2.</w:t>
+        <w:t xml:space="preserve">Se utilizaron varios modelos como aproximación para ver cuales rendían mejor, </w:t>
+      </w:r>
+      <w:proofErr w:type="spellStart"/>
+      <w:r>
+        <w:t>RandomForest</w:t>
+      </w:r>
+      <w:proofErr w:type="spellEnd"/>
+      <w:r>
+        <w:t xml:space="preserve">, </w:t>
+      </w:r>
+      <w:proofErr w:type="spellStart"/>
+      <w:r>
+        <w:t>XGBoost</w:t>
+      </w:r>
+      <w:proofErr w:type="spellEnd"/>
+      <w:r>
+        <w:t xml:space="preserve">, </w:t>
+      </w:r>
+      <w:proofErr w:type="spellStart"/>
+      <w:r>
+        <w:t>ElasticNet</w:t>
+      </w:r>
+      <w:proofErr w:type="spellEnd"/>
+      <w:r>
+        <w:t xml:space="preserve">, Regresión Lineal y </w:t>
+      </w:r>
+      <w:proofErr w:type="spellStart"/>
+      <w:r>
+        <w:t>LightGBM</w:t>
+      </w:r>
+      <w:proofErr w:type="spellEnd"/>
+      <w:r>
+        <w:t xml:space="preserve"> </w:t>
+      </w:r>
+      <w:proofErr w:type="spellStart"/>
+      <w:r>
+        <w:t>Regressor</w:t>
+      </w:r>
+      <w:proofErr w:type="spellEnd"/>
+      <w:r>
+        <w:t>. Los dos primeros se eligieron por obtener mejores resultados utilizando como métricas el MAE, RMSE y R2.</w:t>
       </w:r>
     </w:p>
     <w:p/>
     <w:p>
       <w:r>
-        <w:t>Como parte de la aproximación al problema también se plantearon modelos de clasificación como Regresión Logística, Random Forest Classifier y XGBoost Classifier, con 4 bins [-100,1,7,-100], dividiendo el espacio entre partidos malos, en la media y excelentes. En este caso se usaron como indicadores Accuracy y F1 score. Los resultados con este modelo fueron significativamente peores, estando el accuracy en torno al 50%, por lo que se decidió volver a modelos de regresión.</w:t>
+        <w:t xml:space="preserve">Como parte de la aproximación al problema también se plantearon modelos de clasificación como Regresión Logística, Random Forest </w:t>
+      </w:r>
+      <w:proofErr w:type="spellStart"/>
+      <w:r>
+        <w:t>Classifier</w:t>
+      </w:r>
+      <w:proofErr w:type="spellEnd"/>
+      <w:r>
+        <w:t xml:space="preserve"> y </w:t>
+      </w:r>
+      <w:proofErr w:type="spellStart"/>
+      <w:r>
+        <w:t>XGBoost</w:t>
+      </w:r>
+      <w:proofErr w:type="spellEnd"/>
+      <w:r>
+        <w:t xml:space="preserve"> </w:t>
+      </w:r>
+      <w:proofErr w:type="spellStart"/>
+      <w:r>
+        <w:t>Classifier</w:t>
+      </w:r>
+      <w:proofErr w:type="spellEnd"/>
+      <w:r>
+        <w:t xml:space="preserve">, con 4 </w:t>
+      </w:r>
+      <w:proofErr w:type="spellStart"/>
+      <w:r>
+        <w:t>bins</w:t>
+      </w:r>
+      <w:proofErr w:type="spellEnd"/>
+      <w:r>
+        <w:t xml:space="preserve"> [-100,1,7,-100], dividiendo el espacio entre partidos malos, en la media y excelentes. En este caso se usaron como indicadores </w:t>
+      </w:r>
+      <w:proofErr w:type="spellStart"/>
+      <w:r>
+        <w:t>Accuracy</w:t>
+      </w:r>
+      <w:proofErr w:type="spellEnd"/>
+      <w:r>
+        <w:t xml:space="preserve"> y F1 score. Los resultados con este modelo fueron significativamente peores, estando el </w:t>
+      </w:r>
+      <w:proofErr w:type="spellStart"/>
+      <w:r>
+        <w:t>accuracy</w:t>
+      </w:r>
+      <w:proofErr w:type="spellEnd"/>
+      <w:r>
+        <w:t xml:space="preserve"> en torno al 50%, por lo que se decidió volver a modelos de regresión.</w:t>
       </w:r>
     </w:p>
     <w:p/>
     <w:p>
       <w:r>
-        <w:t>Más tarde, se trató de determinar los mejores hiperparámetros y el tamaño óptimo de ventana, lo que fue el proceso más lento</w:t>
-      </w:r>
-      <w:r>
-        <w:t>. Para buscar la configuración óptima se ha simulado el comportamiento de GridSearchCV pero se ha implementado desde 0, se han definido diferentes valores para cada campo y luego utilizando la herramienta itertools.product para hacer todas las combinaciones posibles. Se optó por realizar esto a mano para mayor trazabilidad, para cada configuración se imprimía por pantalla las 3 métricas (MAE,RMSE y R2), se almacenaban las tres mejores y al final del proceso se almacenaban los modelos con el formato:</w:t>
+        <w:t xml:space="preserve">Más tarde, se trató de determinar los mejores </w:t>
+      </w:r>
+      <w:proofErr w:type="spellStart"/>
+      <w:r>
+        <w:t>hiperparámetros</w:t>
+      </w:r>
+      <w:proofErr w:type="spellEnd"/>
+      <w:r>
+        <w:t xml:space="preserve"> y el tamaño óptimo de ventana, lo que fue el proceso más lento</w:t>
+      </w:r>
+      <w:r>
+        <w:t xml:space="preserve">. Para buscar la configuración óptima se ha simulado el comportamiento de </w:t>
+      </w:r>
+      <w:proofErr w:type="spellStart"/>
+      <w:proofErr w:type="gramStart"/>
+      <w:r>
+        <w:t>GridSearchCV</w:t>
+      </w:r>
+      <w:proofErr w:type="spellEnd"/>
+      <w:proofErr w:type="gramEnd"/>
+      <w:r>
+        <w:t xml:space="preserve"> pero se ha implementado desde 0, se han definido diferentes valores para cada campo y luego utilizando la herramienta </w:t>
+      </w:r>
+      <w:proofErr w:type="spellStart"/>
+      <w:proofErr w:type="gramStart"/>
+      <w:r>
+        <w:t>itertools.product</w:t>
+      </w:r>
+      <w:proofErr w:type="spellEnd"/>
+      <w:proofErr w:type="gramEnd"/>
+      <w:r>
+        <w:t xml:space="preserve"> para hacer todas las combinaciones posibles. Se optó por realizar esto a mano para mayor trazabilidad, para cada configuración se imprimía por pantalla las 3 métricas (</w:t>
+      </w:r>
+      <w:proofErr w:type="gramStart"/>
+      <w:r>
+        <w:t>MAE,RMSE</w:t>
+      </w:r>
+      <w:proofErr w:type="gramEnd"/>
+      <w:r>
+        <w:t xml:space="preserve"> y R2), se almacenaban las tres mejores y al final del proceso se almacenaban los modelos con el formato:</w:t>
+      </w:r>
+    </w:p>
+    <w:p/>
+    <w:p>
+      <w:r>
+        <w:t xml:space="preserve">Los </w:t>
+      </w:r>
+      <w:proofErr w:type="spellStart"/>
+      <w:r>
+        <w:t>grids</w:t>
+      </w:r>
+      <w:proofErr w:type="spellEnd"/>
+      <w:r>
+        <w:t xml:space="preserve"> fueron:</w:t>
       </w:r>
     </w:p>
     <w:p>
@@ -48,10 +210,12 @@
           <w:lang w:val="en-US"/>
         </w:rPr>
       </w:pPr>
+      <w:proofErr w:type="gramStart"/>
       <w:r>
         <w:rPr>
           <w:lang w:val="en-US"/>
         </w:rPr>
+        <w:lastRenderedPageBreak/>
         <w:t>Ejemplo:</w:t>
       </w:r>
       <w:r>
@@ -60,6 +224,7 @@
         </w:rPr>
         <w:t>best_mae_win5_rf_win5_rf_ne800_d10_l15_mf6_mae1.6342_rmse2.2025_r2.7066.pkl</w:t>
       </w:r>
+      <w:proofErr w:type="gramEnd"/>
     </w:p>
     <w:p>
       <w:pPr>
@@ -69,25 +234,63 @@
       </w:pPr>
     </w:p>
     <w:p>
-      <w:r>
-        <w:lastRenderedPageBreak/>
-        <w:t>Ne:numero estimators</w:t>
-      </w:r>
+      <w:proofErr w:type="spellStart"/>
+      <w:proofErr w:type="gramStart"/>
+      <w:r>
+        <w:t>Ne:numero</w:t>
+      </w:r>
+      <w:proofErr w:type="spellEnd"/>
+      <w:proofErr w:type="gramEnd"/>
+      <w:r>
+        <w:t xml:space="preserve"> </w:t>
+      </w:r>
+      <w:proofErr w:type="spellStart"/>
+      <w:r>
+        <w:t>estimators</w:t>
+      </w:r>
+      <w:proofErr w:type="spellEnd"/>
     </w:p>
     <w:p>
+      <w:proofErr w:type="gramStart"/>
       <w:r>
         <w:t>D:depth</w:t>
       </w:r>
+      <w:proofErr w:type="gramEnd"/>
     </w:p>
     <w:p>
-      <w:r>
-        <w:t>L:numero de leafs</w:t>
-      </w:r>
+      <w:proofErr w:type="gramStart"/>
+      <w:r>
+        <w:t>L:</w:t>
+      </w:r>
+      <w:proofErr w:type="spellStart"/>
+      <w:r>
+        <w:t>numero</w:t>
+      </w:r>
+      <w:proofErr w:type="spellEnd"/>
+      <w:proofErr w:type="gramEnd"/>
+      <w:r>
+        <w:t xml:space="preserve"> de </w:t>
+      </w:r>
+      <w:proofErr w:type="spellStart"/>
+      <w:r>
+        <w:t>leafs</w:t>
+      </w:r>
+      <w:proofErr w:type="spellEnd"/>
     </w:p>
     <w:p>
-      <w:r>
-        <w:t>Mf:max features</w:t>
-      </w:r>
+      <w:proofErr w:type="spellStart"/>
+      <w:r>
+        <w:t>Mf:max</w:t>
+      </w:r>
+      <w:proofErr w:type="spellEnd"/>
+      <w:r>
+        <w:t xml:space="preserve"> </w:t>
+      </w:r>
+      <w:proofErr w:type="spellStart"/>
+      <w:r>
+        <w:t>features</w:t>
+      </w:r>
+      <w:proofErr w:type="spellEnd"/>
     </w:p>
     <w:p/>
     <w:p>
@@ -95,7 +298,39 @@
         <w:t xml:space="preserve">Otra gran dificultad fue la </w:t>
       </w:r>
       <w:r>
-        <w:t xml:space="preserve">selección de features significativas, inicialmente, no se eligieron y se optó por probar con todas las features del csv original, el resultado fue sorprendente, las columnas con más relevancia fueron los pases y % de pases acertados. Por lo que se adquirió un aprendizaje importante, para cada posición se definiría un conjunto de features específicas que realmente sean significativas. </w:t>
+        <w:t xml:space="preserve">selección de </w:t>
+      </w:r>
+      <w:proofErr w:type="spellStart"/>
+      <w:r>
+        <w:t>features</w:t>
+      </w:r>
+      <w:proofErr w:type="spellEnd"/>
+      <w:r>
+        <w:t xml:space="preserve"> significativas, inicialmente, no se eligieron y se optó por probar con todas las </w:t>
+      </w:r>
+      <w:proofErr w:type="spellStart"/>
+      <w:r>
+        <w:t>features</w:t>
+      </w:r>
+      <w:proofErr w:type="spellEnd"/>
+      <w:r>
+        <w:t xml:space="preserve"> del </w:t>
+      </w:r>
+      <w:proofErr w:type="spellStart"/>
+      <w:r>
+        <w:t>csv</w:t>
+      </w:r>
+      <w:proofErr w:type="spellEnd"/>
+      <w:r>
+        <w:t xml:space="preserve"> original, el resultado fue sorprendente, las columnas con más relevancia fueron los pases y % de pases acertados. Por lo que se adquirió un aprendizaje importante, para cada posición se definiría un conjunto de </w:t>
+      </w:r>
+      <w:proofErr w:type="spellStart"/>
+      <w:r>
+        <w:t>features</w:t>
+      </w:r>
+      <w:proofErr w:type="spellEnd"/>
+      <w:r>
+        <w:t xml:space="preserve"> específicas que realmente sean significativas. </w:t>
       </w:r>
     </w:p>
     <w:p>
@@ -112,8 +347,457 @@
         <w:t>resultados han sido</w:t>
       </w:r>
       <w:r>
-        <w:t xml:space="preserve"> claros, RF obtiene una mejor aproximación del MAE, mientras que XGBoost obtiene mejores en el xgboost</w:t>
-      </w:r>
+        <w:t xml:space="preserve"> claros, RF obtiene una mejor aproximación del MAE, mientras que </w:t>
+      </w:r>
+      <w:proofErr w:type="spellStart"/>
+      <w:r>
+        <w:t>XGBoost</w:t>
+      </w:r>
+      <w:proofErr w:type="spellEnd"/>
+      <w:r>
+        <w:t xml:space="preserve"> obtiene mejores en el </w:t>
+      </w:r>
+      <w:proofErr w:type="spellStart"/>
+      <w:r>
+        <w:t>xgboost</w:t>
+      </w:r>
+      <w:proofErr w:type="spellEnd"/>
+      <w:r>
+        <w:t>:</w:t>
+      </w:r>
+    </w:p>
+    <w:tbl>
+      <w:tblPr>
+        <w:tblStyle w:val="Tablaconcuadrcula"/>
+        <w:tblW w:w="0" w:type="auto"/>
+        <w:tblLook w:val="04A0" w:firstRow="1" w:lastRow="0" w:firstColumn="1" w:lastColumn="0" w:noHBand="0" w:noVBand="1"/>
+      </w:tblPr>
+      <w:tblGrid>
+        <w:gridCol w:w="7120"/>
+        <w:gridCol w:w="467"/>
+        <w:gridCol w:w="543"/>
+        <w:gridCol w:w="364"/>
+      </w:tblGrid>
+      <w:tr>
+        <w:tc>
+          <w:tcPr>
+            <w:tcW w:w="7120" w:type="dxa"/>
+          </w:tcPr>
+          <w:p/>
+        </w:tc>
+        <w:tc>
+          <w:tcPr>
+            <w:tcW w:w="467" w:type="dxa"/>
+          </w:tcPr>
+          <w:p>
+            <w:r>
+              <w:t>MAE</w:t>
+            </w:r>
+          </w:p>
+        </w:tc>
+        <w:tc>
+          <w:tcPr>
+            <w:tcW w:w="543" w:type="dxa"/>
+          </w:tcPr>
+          <w:p>
+            <w:r>
+              <w:t>RMSE</w:t>
+            </w:r>
+          </w:p>
+        </w:tc>
+        <w:tc>
+          <w:tcPr>
+            <w:tcW w:w="364" w:type="dxa"/>
+          </w:tcPr>
+          <w:p>
+            <w:r>
+              <w:t>R2</w:t>
+            </w:r>
+          </w:p>
+        </w:tc>
+      </w:tr>
+      <w:tr>
+        <w:tc>
+          <w:tcPr>
+            <w:tcW w:w="7120" w:type="dxa"/>
+          </w:tcPr>
+          <w:p>
+            <w:pPr>
+              <w:rPr>
+                <w:lang w:val="en-US"/>
+              </w:rPr>
+            </w:pPr>
+            <w:r>
+              <w:rPr>
+                <w:lang w:val="en-US"/>
+              </w:rPr>
+              <w:t>best_mae_win3_rf_win3_rf_ne400_d8_l15_mf6_mae1.6421_rmse2.2088_r20.7049.pkl</w:t>
+            </w:r>
+          </w:p>
+        </w:tc>
+        <w:tc>
+          <w:tcPr>
+            <w:tcW w:w="467" w:type="dxa"/>
+          </w:tcPr>
+          <w:p>
+            <w:pPr>
+              <w:rPr>
+                <w:lang w:val="en-US"/>
+              </w:rPr>
+            </w:pPr>
+          </w:p>
+        </w:tc>
+        <w:tc>
+          <w:tcPr>
+            <w:tcW w:w="543" w:type="dxa"/>
+          </w:tcPr>
+          <w:p>
+            <w:pPr>
+              <w:rPr>
+                <w:lang w:val="en-US"/>
+              </w:rPr>
+            </w:pPr>
+          </w:p>
+        </w:tc>
+        <w:tc>
+          <w:tcPr>
+            <w:tcW w:w="364" w:type="dxa"/>
+          </w:tcPr>
+          <w:p>
+            <w:pPr>
+              <w:rPr>
+                <w:lang w:val="en-US"/>
+              </w:rPr>
+            </w:pPr>
+          </w:p>
+        </w:tc>
+      </w:tr>
+      <w:tr>
+        <w:tc>
+          <w:tcPr>
+            <w:tcW w:w="7120" w:type="dxa"/>
+          </w:tcPr>
+          <w:p>
+            <w:pPr>
+              <w:rPr>
+                <w:lang w:val="en-US"/>
+              </w:rPr>
+            </w:pPr>
+            <w:r>
+              <w:rPr>
+                <w:lang w:val="en-US"/>
+              </w:rPr>
+              <w:t>best_mae_win3_rf_win3_rf_ne400_d12_l20_mf6_mae1.6474_rmse2.2219_r20.7014.pkl</w:t>
+            </w:r>
+          </w:p>
+        </w:tc>
+        <w:tc>
+          <w:tcPr>
+            <w:tcW w:w="467" w:type="dxa"/>
+          </w:tcPr>
+          <w:p>
+            <w:pPr>
+              <w:rPr>
+                <w:lang w:val="en-US"/>
+              </w:rPr>
+            </w:pPr>
+          </w:p>
+        </w:tc>
+        <w:tc>
+          <w:tcPr>
+            <w:tcW w:w="543" w:type="dxa"/>
+          </w:tcPr>
+          <w:p>
+            <w:pPr>
+              <w:rPr>
+                <w:lang w:val="en-US"/>
+              </w:rPr>
+            </w:pPr>
+          </w:p>
+        </w:tc>
+        <w:tc>
+          <w:tcPr>
+            <w:tcW w:w="364" w:type="dxa"/>
+          </w:tcPr>
+          <w:p>
+            <w:pPr>
+              <w:rPr>
+                <w:lang w:val="en-US"/>
+              </w:rPr>
+            </w:pPr>
+          </w:p>
+        </w:tc>
+      </w:tr>
+      <w:tr>
+        <w:tc>
+          <w:tcPr>
+            <w:tcW w:w="7120" w:type="dxa"/>
+          </w:tcPr>
+          <w:p>
+            <w:pPr>
+              <w:rPr>
+                <w:lang w:val="en-US"/>
+              </w:rPr>
+            </w:pPr>
+            <w:r>
+              <w:rPr>
+                <w:lang w:val="en-US"/>
+              </w:rPr>
+              <w:t>best_mae_win3_rf_win3_rf_ne400_d14_l20_mf6_mae1.6474_rmse2.2219_r20.7014.pkl</w:t>
+            </w:r>
+          </w:p>
+        </w:tc>
+        <w:tc>
+          <w:tcPr>
+            <w:tcW w:w="467" w:type="dxa"/>
+          </w:tcPr>
+          <w:p>
+            <w:pPr>
+              <w:rPr>
+                <w:lang w:val="en-US"/>
+              </w:rPr>
+            </w:pPr>
+          </w:p>
+        </w:tc>
+        <w:tc>
+          <w:tcPr>
+            <w:tcW w:w="543" w:type="dxa"/>
+          </w:tcPr>
+          <w:p>
+            <w:pPr>
+              <w:rPr>
+                <w:lang w:val="en-US"/>
+              </w:rPr>
+            </w:pPr>
+          </w:p>
+        </w:tc>
+        <w:tc>
+          <w:tcPr>
+            <w:tcW w:w="364" w:type="dxa"/>
+          </w:tcPr>
+          <w:p>
+            <w:pPr>
+              <w:rPr>
+                <w:lang w:val="en-US"/>
+              </w:rPr>
+            </w:pPr>
+          </w:p>
+        </w:tc>
+      </w:tr>
+      <w:tr>
+        <w:tc>
+          <w:tcPr>
+            <w:tcW w:w="7120" w:type="dxa"/>
+          </w:tcPr>
+          <w:p>
+            <w:pPr>
+              <w:tabs>
+                <w:tab w:val="left" w:pos="1476"/>
+              </w:tabs>
+              <w:rPr>
+                <w:lang w:val="en-US"/>
+              </w:rPr>
+            </w:pPr>
+            <w:r>
+              <w:rPr>
+                <w:lang w:val="en-US"/>
+              </w:rPr>
+              <w:t>C:\Users\pablo\Desktop\TFG\modelos\best_r2_win5_rf_win5_rf_ne400_d10_l15_mf6_mae1.6842_rmse2.1920_r20.7094.pkl</w:t>
+            </w:r>
+          </w:p>
+        </w:tc>
+        <w:tc>
+          <w:tcPr>
+            <w:tcW w:w="467" w:type="dxa"/>
+          </w:tcPr>
+          <w:p>
+            <w:pPr>
+              <w:rPr>
+                <w:lang w:val="en-US"/>
+              </w:rPr>
+            </w:pPr>
+          </w:p>
+        </w:tc>
+        <w:tc>
+          <w:tcPr>
+            <w:tcW w:w="543" w:type="dxa"/>
+          </w:tcPr>
+          <w:p>
+            <w:pPr>
+              <w:rPr>
+                <w:lang w:val="en-US"/>
+              </w:rPr>
+            </w:pPr>
+          </w:p>
+        </w:tc>
+        <w:tc>
+          <w:tcPr>
+            <w:tcW w:w="364" w:type="dxa"/>
+          </w:tcPr>
+          <w:p>
+            <w:pPr>
+              <w:rPr>
+                <w:lang w:val="en-US"/>
+              </w:rPr>
+            </w:pPr>
+          </w:p>
+        </w:tc>
+      </w:tr>
+      <w:tr>
+        <w:tc>
+          <w:tcPr>
+            <w:tcW w:w="7120" w:type="dxa"/>
+          </w:tcPr>
+          <w:p>
+            <w:pPr>
+              <w:tabs>
+                <w:tab w:val="left" w:pos="1836"/>
+              </w:tabs>
+              <w:rPr>
+                <w:lang w:val="en-US"/>
+              </w:rPr>
+            </w:pPr>
+            <w:r>
+              <w:rPr>
+                <w:lang w:val="en-US"/>
+              </w:rPr>
+              <w:t>¡</w:t>
+            </w:r>
+            <w:r>
+              <w:rPr>
+                <w:lang w:val="en-US"/>
+              </w:rPr>
+              <w:t>best_r2_win5_rf_win5_rf_ne400_d12_l15_mf6_mae1.6737_rmse2.1915_r20.7095.pkl</w:t>
+            </w:r>
+          </w:p>
+        </w:tc>
+        <w:tc>
+          <w:tcPr>
+            <w:tcW w:w="467" w:type="dxa"/>
+          </w:tcPr>
+          <w:p>
+            <w:pPr>
+              <w:rPr>
+                <w:lang w:val="en-US"/>
+              </w:rPr>
+            </w:pPr>
+          </w:p>
+        </w:tc>
+        <w:tc>
+          <w:tcPr>
+            <w:tcW w:w="543" w:type="dxa"/>
+          </w:tcPr>
+          <w:p>
+            <w:pPr>
+              <w:rPr>
+                <w:lang w:val="en-US"/>
+              </w:rPr>
+            </w:pPr>
+          </w:p>
+        </w:tc>
+        <w:tc>
+          <w:tcPr>
+            <w:tcW w:w="364" w:type="dxa"/>
+          </w:tcPr>
+          <w:p>
+            <w:pPr>
+              <w:rPr>
+                <w:lang w:val="en-US"/>
+              </w:rPr>
+            </w:pPr>
+          </w:p>
+        </w:tc>
+      </w:tr>
+      <w:tr>
+        <w:tc>
+          <w:tcPr>
+            <w:tcW w:w="7120" w:type="dxa"/>
+          </w:tcPr>
+          <w:p>
+            <w:pPr>
+              <w:rPr>
+                <w:lang w:val="en-US"/>
+              </w:rPr>
+            </w:pPr>
+            <w:r>
+              <w:rPr>
+                <w:lang w:val="en-US"/>
+              </w:rPr>
+              <w:t>¡</w:t>
+            </w:r>
+            <w:r>
+              <w:rPr>
+                <w:lang w:val="en-US"/>
+              </w:rPr>
+              <w:t>best_r2_win5_rf_win5_rf_ne400_d14_l15_mf6_mae1.6737_rmse2.1915_r20.7095.pkl</w:t>
+            </w:r>
+          </w:p>
+        </w:tc>
+        <w:tc>
+          <w:tcPr>
+            <w:tcW w:w="467" w:type="dxa"/>
+          </w:tcPr>
+          <w:p>
+            <w:pPr>
+              <w:rPr>
+                <w:lang w:val="en-US"/>
+              </w:rPr>
+            </w:pPr>
+          </w:p>
+        </w:tc>
+        <w:tc>
+          <w:tcPr>
+            <w:tcW w:w="543" w:type="dxa"/>
+          </w:tcPr>
+          <w:p>
+            <w:pPr>
+              <w:rPr>
+                <w:lang w:val="en-US"/>
+              </w:rPr>
+            </w:pPr>
+          </w:p>
+        </w:tc>
+        <w:tc>
+          <w:tcPr>
+            <w:tcW w:w="364" w:type="dxa"/>
+          </w:tcPr>
+          <w:p>
+            <w:pPr>
+              <w:rPr>
+                <w:lang w:val="en-US"/>
+              </w:rPr>
+            </w:pPr>
+          </w:p>
+        </w:tc>
+      </w:tr>
+    </w:tbl>
+    <w:p>
+      <w:pPr>
+        <w:rPr>
+          <w:lang w:val="en-US"/>
+        </w:rPr>
+      </w:pPr>
+    </w:p>
+    <w:p>
+      <w:pPr>
+        <w:rPr>
+          <w:lang w:val="en-US"/>
+        </w:rPr>
+      </w:pPr>
+    </w:p>
+    <w:p>
+      <w:pPr>
+        <w:rPr>
+          <w:lang w:val="en-US"/>
+        </w:rPr>
+      </w:pPr>
+    </w:p>
+    <w:p>
+      <w:pPr>
+        <w:rPr>
+          <w:lang w:val="en-US"/>
+        </w:rPr>
+      </w:pPr>
     </w:p>
     <w:sectPr>
       <w:pgSz w:w="11906" w:h="16838"/>
@@ -1042,6 +1726,25 @@
       <w:spacing w:val="5"/>
     </w:rPr>
   </w:style>
+  <w:style w:type="table" w:styleId="Tablaconcuadrcula">
+    <w:name w:val="Table Grid"/>
+    <w:basedOn w:val="Tablanormal"/>
+    <w:uiPriority w:val="39"/>
+    <w:rsid w:val="00BC3747"/>
+    <w:pPr>
+      <w:spacing w:after="0" w:line="240" w:lineRule="auto"/>
+    </w:pPr>
+    <w:tblPr>
+      <w:tblBorders>
+        <w:top w:val="single" w:sz="4" w:space="0" w:color="auto"/>
+        <w:left w:val="single" w:sz="4" w:space="0" w:color="auto"/>
+        <w:bottom w:val="single" w:sz="4" w:space="0" w:color="auto"/>
+        <w:right w:val="single" w:sz="4" w:space="0" w:color="auto"/>
+        <w:insideH w:val="single" w:sz="4" w:space="0" w:color="auto"/>
+        <w:insideV w:val="single" w:sz="4" w:space="0" w:color="auto"/>
+      </w:tblBorders>
+    </w:tblPr>
+  </w:style>
 </w:styles>
 </file>
 
